--- a/pa/PA0/T09-PA0.docx
+++ b/pa/PA0/T09-PA0.docx
@@ -132,7 +132,7 @@
           <w:szCs w:val="40"/>
           <w:rtl w:val="0"/>
         </w:rPr>
-        <w:t xml:space="preserve">INFORMATION TECHNOLOGY FALCULTY</w:t>
+        <w:t xml:space="preserve">INFORMATION TECHNOLOGY FACULTY</w:t>
       </w:r>
     </w:p>
     <w:p>
@@ -159,7 +159,145 @@
           <wp:inline distB="114300" distT="114300" distL="114300" distR="114300">
             <wp:extent cx="5731200" cy="177800"/>
             <wp:effectExtent b="0" l="0" r="0" t="0"/>
-            <wp:docPr id="4" name="image2.png"/>
+            <wp:docPr id="4" name="image3.png"/>
+            <a:graphic>
+              <a:graphicData uri="http://schemas.openxmlformats.org/drawingml/2006/picture">
+                <pic:pic>
+                  <pic:nvPicPr>
+                    <pic:cNvPr id="0" name="image3.png"/>
+                    <pic:cNvPicPr preferRelativeResize="0"/>
+                  </pic:nvPicPr>
+                  <pic:blipFill>
+                    <a:blip r:embed="rId8"/>
+                    <a:srcRect b="0" l="0" r="0" t="0"/>
+                    <a:stretch>
+                      <a:fillRect/>
+                    </a:stretch>
+                  </pic:blipFill>
+                  <pic:spPr>
+                    <a:xfrm>
+                      <a:off x="0" y="0"/>
+                      <a:ext cx="5731200" cy="177800"/>
+                    </a:xfrm>
+                    <a:prstGeom prst="rect"/>
+                    <a:ln/>
+                  </pic:spPr>
+                </pic:pic>
+              </a:graphicData>
+            </a:graphic>
+          </wp:inline>
+        </w:drawing>
+      </w:r>
+      <w:r>
+        <w:rPr>
+          <w:rtl w:val="0"/>
+        </w:rPr>
+      </w:r>
+    </w:p>
+    <w:p>
+      <w:pPr>
+        <w:spacing w:after="100" w:line="276" w:lineRule="auto"/>
+        <w:jc w:val="center"/>
+        <w:rPr>
+          <w:rFonts w:ascii="Times New Roman" w:cs="Times New Roman" w:eastAsia="Times New Roman" w:hAnsi="Times New Roman"/>
+          <w:b w:val="1"/>
+          <w:bCs w:val="1"/>
+          <w:sz w:val="26"/>
+          <w:szCs w:val="26"/>
+        </w:rPr>
+      </w:pPr>
+      <w:r>
+        <w:rPr>
+          <w:rtl w:val="0"/>
+        </w:rPr>
+      </w:r>
+    </w:p>
+    <w:p>
+      <w:pPr>
+        <w:spacing w:after="100" w:line="276" w:lineRule="auto"/>
+        <w:jc w:val="center"/>
+        <w:rPr>
+          <w:rFonts w:ascii="Times New Roman" w:cs="Times New Roman" w:eastAsia="Times New Roman" w:hAnsi="Times New Roman"/>
+          <w:b w:val="1"/>
+          <w:bCs w:val="1"/>
+          <w:sz w:val="38"/>
+          <w:szCs w:val="38"/>
+        </w:rPr>
+      </w:pPr>
+      <w:r>
+        <w:rPr>
+          <w:rFonts w:ascii="Times New Roman" w:cs="Times New Roman" w:eastAsia="Times New Roman" w:hAnsi="Times New Roman"/>
+          <w:b w:val="1"/>
+          <w:bCs w:val="1"/>
+          <w:sz w:val="38"/>
+          <w:szCs w:val="38"/>
+          <w:rtl w:val="0"/>
+        </w:rPr>
+        <w:t xml:space="preserve">INTRODUCTION TO SOFTWARE ENGINEERING </w:t>
+      </w:r>
+    </w:p>
+    <w:p>
+      <w:pPr>
+        <w:spacing w:after="100" w:line="276" w:lineRule="auto"/>
+        <w:jc w:val="center"/>
+        <w:rPr>
+          <w:rFonts w:ascii="Times New Roman" w:cs="Times New Roman" w:eastAsia="Times New Roman" w:hAnsi="Times New Roman"/>
+          <w:sz w:val="38"/>
+          <w:szCs w:val="38"/>
+        </w:rPr>
+      </w:pPr>
+      <w:r>
+        <w:rPr>
+          <w:rFonts w:ascii="Times New Roman" w:cs="Times New Roman" w:eastAsia="Times New Roman" w:hAnsi="Times New Roman"/>
+          <w:sz w:val="38"/>
+          <w:szCs w:val="38"/>
+          <w:rtl w:val="0"/>
+        </w:rPr>
+        <w:t xml:space="preserve">PA0 - Project idea &amp; Team contract</w:t>
+      </w:r>
+    </w:p>
+    <w:p>
+      <w:pPr>
+        <w:spacing w:after="100" w:line="276" w:lineRule="auto"/>
+        <w:jc w:val="center"/>
+        <w:rPr>
+          <w:rFonts w:ascii="Times New Roman" w:cs="Times New Roman" w:eastAsia="Times New Roman" w:hAnsi="Times New Roman"/>
+          <w:sz w:val="38"/>
+          <w:szCs w:val="38"/>
+        </w:rPr>
+      </w:pPr>
+      <w:r>
+        <w:rPr>
+          <w:rtl w:val="0"/>
+        </w:rPr>
+      </w:r>
+    </w:p>
+    <w:p>
+      <w:pPr>
+        <w:pStyle w:val="Heading1"/>
+        <w:spacing w:after="100" w:before="0" w:line="276" w:lineRule="auto"/>
+        <w:jc w:val="center"/>
+        <w:rPr>
+          <w:rFonts w:ascii="Times New Roman" w:cs="Times New Roman" w:eastAsia="Times New Roman" w:hAnsi="Times New Roman"/>
+          <w:color w:val="000000"/>
+          <w:sz w:val="26"/>
+          <w:szCs w:val="26"/>
+        </w:rPr>
+      </w:pPr>
+      <w:bookmarkStart w:colFirst="0" w:colLast="0" w:name="_heading=h.93qcmo5jkdiy" w:id="1"/>
+      <w:bookmarkEnd w:id="1"/>
+      <w:r>
+        <w:rPr>
+          <w:rFonts w:ascii="Times New Roman" w:cs="Times New Roman" w:eastAsia="Times New Roman" w:hAnsi="Times New Roman"/>
+          <w:color w:val="000000"/>
+          <w:sz w:val="26"/>
+          <w:szCs w:val="26"/>
+        </w:rPr>
+        <w:drawing>
+          <wp:inline distB="114300" distT="114300" distL="114300" distR="114300">
+            <wp:extent cx="5731200" cy="177800"/>
+            <wp:effectExtent b="0" l="0" r="0" t="0"/>
+            <wp:docPr id="3" name="image2.png"/>
             <a:graphic>
               <a:graphicData uri="http://schemas.openxmlformats.org/drawingml/2006/picture">
                 <pic:pic>
@@ -196,135 +334,26 @@
     </w:p>
     <w:p>
       <w:pPr>
-        <w:spacing w:after="100" w:line="276" w:lineRule="auto"/>
+        <w:spacing w:after="0" w:line="276" w:lineRule="auto"/>
         <w:jc w:val="center"/>
         <w:rPr>
           <w:rFonts w:ascii="Times New Roman" w:cs="Times New Roman" w:eastAsia="Times New Roman" w:hAnsi="Times New Roman"/>
           <w:b w:val="1"/>
           <w:bCs w:val="1"/>
-          <w:sz w:val="26"/>
-          <w:szCs w:val="26"/>
+          <w:sz w:val="36"/>
+          <w:szCs w:val="36"/>
         </w:rPr>
       </w:pPr>
       <w:r>
-        <w:rPr>
-          <w:rtl w:val="0"/>
-        </w:rPr>
-      </w:r>
-    </w:p>
-    <w:p>
-      <w:pPr>
-        <w:spacing w:after="100" w:line="276" w:lineRule="auto"/>
-        <w:jc w:val="center"/>
         <w:rPr>
           <w:rFonts w:ascii="Times New Roman" w:cs="Times New Roman" w:eastAsia="Times New Roman" w:hAnsi="Times New Roman"/>
           <w:b w:val="1"/>
           <w:bCs w:val="1"/>
-          <w:sz w:val="38"/>
-          <w:szCs w:val="38"/>
-        </w:rPr>
-      </w:pPr>
-      <w:r>
-        <w:rPr>
-          <w:rFonts w:ascii="Times New Roman" w:cs="Times New Roman" w:eastAsia="Times New Roman" w:hAnsi="Times New Roman"/>
-          <w:b w:val="1"/>
-          <w:bCs w:val="1"/>
-          <w:sz w:val="38"/>
-          <w:szCs w:val="38"/>
+          <w:sz w:val="36"/>
+          <w:szCs w:val="36"/>
           <w:rtl w:val="0"/>
         </w:rPr>
-        <w:t xml:space="preserve">INTRODUCTION TO SOFTWARE ENGINEERING </w:t>
-      </w:r>
-    </w:p>
-    <w:p>
-      <w:pPr>
-        <w:spacing w:after="100" w:line="276" w:lineRule="auto"/>
-        <w:jc w:val="center"/>
-        <w:rPr>
-          <w:rFonts w:ascii="Times New Roman" w:cs="Times New Roman" w:eastAsia="Times New Roman" w:hAnsi="Times New Roman"/>
-          <w:sz w:val="38"/>
-          <w:szCs w:val="38"/>
-        </w:rPr>
-      </w:pPr>
-      <w:r>
-        <w:rPr>
-          <w:rFonts w:ascii="Times New Roman" w:cs="Times New Roman" w:eastAsia="Times New Roman" w:hAnsi="Times New Roman"/>
-          <w:sz w:val="38"/>
-          <w:szCs w:val="38"/>
-          <w:rtl w:val="0"/>
-        </w:rPr>
-        <w:t xml:space="preserve">PA0 - Project idea &amp; Team contract</w:t>
-      </w:r>
-    </w:p>
-    <w:p>
-      <w:pPr>
-        <w:spacing w:after="100" w:line="276" w:lineRule="auto"/>
-        <w:jc w:val="center"/>
-        <w:rPr>
-          <w:rFonts w:ascii="Times New Roman" w:cs="Times New Roman" w:eastAsia="Times New Roman" w:hAnsi="Times New Roman"/>
-          <w:sz w:val="38"/>
-          <w:szCs w:val="38"/>
-        </w:rPr>
-      </w:pPr>
-      <w:r>
-        <w:rPr>
-          <w:rtl w:val="0"/>
-        </w:rPr>
-      </w:r>
-    </w:p>
-    <w:p>
-      <w:pPr>
-        <w:pStyle w:val="Heading1"/>
-        <w:spacing w:after="100" w:before="0" w:line="276" w:lineRule="auto"/>
-        <w:jc w:val="center"/>
-        <w:rPr>
-          <w:rFonts w:ascii="Times New Roman" w:cs="Times New Roman" w:eastAsia="Times New Roman" w:hAnsi="Times New Roman"/>
-          <w:color w:val="000000"/>
-          <w:sz w:val="26"/>
-          <w:szCs w:val="26"/>
-        </w:rPr>
-      </w:pPr>
-      <w:bookmarkStart w:colFirst="0" w:colLast="0" w:name="_heading=h.93qcmo5jkdiy" w:id="1"/>
-      <w:bookmarkEnd w:id="1"/>
-      <w:r>
-        <w:rPr>
-          <w:rFonts w:ascii="Times New Roman" w:cs="Times New Roman" w:eastAsia="Times New Roman" w:hAnsi="Times New Roman"/>
-          <w:color w:val="000000"/>
-          <w:sz w:val="26"/>
-          <w:szCs w:val="26"/>
-        </w:rPr>
-        <w:drawing>
-          <wp:inline distB="114300" distT="114300" distL="114300" distR="114300">
-            <wp:extent cx="5731200" cy="177800"/>
-            <wp:effectExtent b="0" l="0" r="0" t="0"/>
-            <wp:docPr id="3" name="image3.png"/>
-            <a:graphic>
-              <a:graphicData uri="http://schemas.openxmlformats.org/drawingml/2006/picture">
-                <pic:pic>
-                  <pic:nvPicPr>
-                    <pic:cNvPr id="0" name="image3.png"/>
-                    <pic:cNvPicPr preferRelativeResize="0"/>
-                  </pic:nvPicPr>
-                  <pic:blipFill>
-                    <a:blip r:embed="rId8"/>
-                    <a:srcRect b="0" l="0" r="0" t="0"/>
-                    <a:stretch>
-                      <a:fillRect/>
-                    </a:stretch>
-                  </pic:blipFill>
-                  <pic:spPr>
-                    <a:xfrm>
-                      <a:off x="0" y="0"/>
-                      <a:ext cx="5731200" cy="177800"/>
-                    </a:xfrm>
-                    <a:prstGeom prst="rect"/>
-                    <a:ln/>
-                  </pic:spPr>
-                </pic:pic>
-              </a:graphicData>
-            </a:graphic>
-          </wp:inline>
-        </w:drawing>
+        <w:t xml:space="preserve">Team ID: T09</w:t>
       </w:r>
       <w:r>
         <w:rPr>
@@ -340,35 +369,6 @@
           <w:rFonts w:ascii="Times New Roman" w:cs="Times New Roman" w:eastAsia="Times New Roman" w:hAnsi="Times New Roman"/>
           <w:b w:val="1"/>
           <w:bCs w:val="1"/>
-          <w:sz w:val="36"/>
-          <w:szCs w:val="36"/>
-        </w:rPr>
-      </w:pPr>
-      <w:r>
-        <w:rPr>
-          <w:rFonts w:ascii="Times New Roman" w:cs="Times New Roman" w:eastAsia="Times New Roman" w:hAnsi="Times New Roman"/>
-          <w:b w:val="1"/>
-          <w:bCs w:val="1"/>
-          <w:sz w:val="36"/>
-          <w:szCs w:val="36"/>
-          <w:rtl w:val="0"/>
-        </w:rPr>
-        <w:t xml:space="preserve">Team ID: T09</w:t>
-      </w:r>
-      <w:r>
-        <w:rPr>
-          <w:rtl w:val="0"/>
-        </w:rPr>
-      </w:r>
-    </w:p>
-    <w:p>
-      <w:pPr>
-        <w:spacing w:after="0" w:line="276" w:lineRule="auto"/>
-        <w:jc w:val="center"/>
-        <w:rPr>
-          <w:rFonts w:ascii="Times New Roman" w:cs="Times New Roman" w:eastAsia="Times New Roman" w:hAnsi="Times New Roman"/>
-          <w:b w:val="1"/>
-          <w:bCs w:val="1"/>
           <w:sz w:val="28"/>
           <w:szCs w:val="28"/>
         </w:rPr>
@@ -382,7 +382,7 @@
     <w:sdt>
       <w:sdtPr>
         <w:lock w:val="contentLocked"/>
-        <w:id w:val="663871990"/>
+        <w:id w:val="-1109615539"/>
         <w:tag w:val="goog_rdk_0"/>
       </w:sdtPr>
       <w:sdtContent>
@@ -720,7 +720,7 @@
           <w:szCs w:val="28"/>
           <w:rtl w:val="0"/>
         </w:rPr>
-        <w:t xml:space="preserve">August 21, 2026</w:t>
+        <w:t xml:space="preserve">October 14th, 2026</w:t>
       </w:r>
       <w:r>
         <w:rPr>
@@ -5261,7 +5261,7 @@
       </w:pPr>
       <w:sdt>
         <w:sdtPr>
-          <w:id w:val="1554272171"/>
+          <w:id w:val="212316017"/>
           <w:tag w:val="goog_rdk_1"/>
         </w:sdtPr>
         <w:sdtContent>
@@ -5300,7 +5300,7 @@
       </w:pPr>
       <w:sdt>
         <w:sdtPr>
-          <w:id w:val="178833743"/>
+          <w:id w:val="-466356772"/>
           <w:tag w:val="goog_rdk_2"/>
         </w:sdtPr>
         <w:sdtContent>
@@ -5339,7 +5339,7 @@
       </w:pPr>
       <w:sdt>
         <w:sdtPr>
-          <w:id w:val="-1491672974"/>
+          <w:id w:val="150852297"/>
           <w:tag w:val="goog_rdk_3"/>
         </w:sdtPr>
         <w:sdtContent>
